--- a/Alige-Scrum_NguyenNhuQuynh_De04.docx
+++ b/Alige-Scrum_NguyenNhuQuynh_De04.docx
@@ -3570,29 +3570,7 @@
                 <w:sz w:val="24"/>
                 <w:szCs w:val="24"/>
               </w:rPr>
-              <w:t xml:space="preserve">Lý </w:t>
-            </w:r>
-            <w:proofErr w:type="gramStart"/>
-            <w:r>
-              <w:rPr>
-                <w:rFonts w:ascii="Times New Roman" w:eastAsia="Times New Roman" w:hAnsi="Times New Roman" w:cs="Times New Roman"/>
-                <w:b/>
-                <w:bCs/>
-                <w:sz w:val="24"/>
-                <w:szCs w:val="24"/>
-              </w:rPr>
-              <w:t>do</w:t>
-            </w:r>
-            <w:proofErr w:type="gramEnd"/>
-            <w:r>
-              <w:rPr>
-                <w:rFonts w:ascii="Times New Roman" w:eastAsia="Times New Roman" w:hAnsi="Times New Roman" w:cs="Times New Roman"/>
-                <w:b/>
-                <w:bCs/>
-                <w:sz w:val="24"/>
-                <w:szCs w:val="24"/>
-              </w:rPr>
-              <w:t xml:space="preserve"> (</w:t>
+              <w:t>Lý do (</w:t>
             </w:r>
             <w:proofErr w:type="spellStart"/>
             <w:r>
@@ -4345,7 +4323,6 @@
               <w:t xml:space="preserve"> </w:t>
             </w:r>
             <w:proofErr w:type="spellStart"/>
-            <w:proofErr w:type="gramStart"/>
             <w:r>
               <w:rPr>
                 <w:rFonts w:ascii="Times New Roman" w:eastAsia="Times New Roman" w:hAnsi="Times New Roman" w:cs="Times New Roman"/>
@@ -4355,7 +4332,6 @@
               <w:t>dưỡng,tôi</w:t>
             </w:r>
             <w:proofErr w:type="spellEnd"/>
-            <w:proofErr w:type="gramEnd"/>
             <w:r>
               <w:rPr>
                 <w:rFonts w:ascii="Times New Roman" w:eastAsia="Times New Roman" w:hAnsi="Times New Roman" w:cs="Times New Roman"/>
@@ -4823,7 +4799,6 @@
               <w:t xml:space="preserve"> </w:t>
             </w:r>
             <w:proofErr w:type="spellStart"/>
-            <w:proofErr w:type="gramStart"/>
             <w:r>
               <w:rPr>
                 <w:rFonts w:ascii="Times New Roman" w:eastAsia="Times New Roman" w:hAnsi="Times New Roman" w:cs="Times New Roman"/>
@@ -4833,7 +4808,6 @@
               <w:t>dưỡng,tôi</w:t>
             </w:r>
             <w:proofErr w:type="spellEnd"/>
-            <w:proofErr w:type="gramEnd"/>
             <w:r>
               <w:rPr>
                 <w:rFonts w:ascii="Times New Roman" w:eastAsia="Times New Roman" w:hAnsi="Times New Roman" w:cs="Times New Roman"/>
@@ -5457,29 +5431,7 @@
                 <w:sz w:val="24"/>
                 <w:szCs w:val="24"/>
               </w:rPr>
-              <w:t xml:space="preserve">Lý </w:t>
-            </w:r>
-            <w:proofErr w:type="gramStart"/>
-            <w:r>
-              <w:rPr>
-                <w:rFonts w:ascii="Times New Roman" w:eastAsia="Times New Roman" w:hAnsi="Times New Roman" w:cs="Times New Roman"/>
-                <w:b/>
-                <w:bCs/>
-                <w:sz w:val="24"/>
-                <w:szCs w:val="24"/>
-              </w:rPr>
-              <w:t>do</w:t>
-            </w:r>
-            <w:proofErr w:type="gramEnd"/>
-            <w:r>
-              <w:rPr>
-                <w:rFonts w:ascii="Times New Roman" w:eastAsia="Times New Roman" w:hAnsi="Times New Roman" w:cs="Times New Roman"/>
-                <w:b/>
-                <w:bCs/>
-                <w:sz w:val="24"/>
-                <w:szCs w:val="24"/>
-              </w:rPr>
-              <w:t xml:space="preserve"> (</w:t>
+              <w:t>Lý do (</w:t>
             </w:r>
             <w:proofErr w:type="spellStart"/>
             <w:r>
@@ -10060,42 +10012,6 @@
                 <w:sz w:val="24"/>
                 <w:szCs w:val="24"/>
               </w:rPr>
-              <w:t>tương</w:t>
-            </w:r>
-            <w:proofErr w:type="spellEnd"/>
-            <w:r>
-              <w:rPr>
-                <w:rFonts w:ascii="Times New Roman" w:eastAsia="Times New Roman" w:hAnsi="Times New Roman" w:cs="Times New Roman"/>
-                <w:sz w:val="24"/>
-                <w:szCs w:val="24"/>
-              </w:rPr>
-              <w:t xml:space="preserve"> </w:t>
-            </w:r>
-            <w:proofErr w:type="spellStart"/>
-            <w:r>
-              <w:rPr>
-                <w:rFonts w:ascii="Times New Roman" w:eastAsia="Times New Roman" w:hAnsi="Times New Roman" w:cs="Times New Roman"/>
-                <w:sz w:val="24"/>
-                <w:szCs w:val="24"/>
-              </w:rPr>
-              <w:t>đối</w:t>
-            </w:r>
-            <w:proofErr w:type="spellEnd"/>
-            <w:r>
-              <w:rPr>
-                <w:rFonts w:ascii="Times New Roman" w:eastAsia="Times New Roman" w:hAnsi="Times New Roman" w:cs="Times New Roman"/>
-                <w:sz w:val="24"/>
-                <w:szCs w:val="24"/>
-              </w:rPr>
-              <w:t xml:space="preserve"> </w:t>
-            </w:r>
-            <w:proofErr w:type="spellStart"/>
-            <w:r>
-              <w:rPr>
-                <w:rFonts w:ascii="Times New Roman" w:eastAsia="Times New Roman" w:hAnsi="Times New Roman" w:cs="Times New Roman"/>
-                <w:sz w:val="24"/>
-                <w:szCs w:val="24"/>
-              </w:rPr>
               <w:t>giữa</w:t>
             </w:r>
             <w:proofErr w:type="spellEnd"/>
@@ -10642,6 +10558,78 @@
                 <w:sz w:val="24"/>
                 <w:szCs w:val="24"/>
               </w:rPr>
+              <w:t>yêu</w:t>
+            </w:r>
+            <w:proofErr w:type="spellEnd"/>
+            <w:r>
+              <w:rPr>
+                <w:rFonts w:ascii="Times New Roman" w:eastAsia="Times New Roman" w:hAnsi="Times New Roman" w:cs="Times New Roman"/>
+                <w:sz w:val="24"/>
+                <w:szCs w:val="24"/>
+              </w:rPr>
+              <w:t xml:space="preserve"> </w:t>
+            </w:r>
+            <w:proofErr w:type="spellStart"/>
+            <w:r>
+              <w:rPr>
+                <w:rFonts w:ascii="Times New Roman" w:eastAsia="Times New Roman" w:hAnsi="Times New Roman" w:cs="Times New Roman"/>
+                <w:sz w:val="24"/>
+                <w:szCs w:val="24"/>
+              </w:rPr>
+              <w:t>cầu</w:t>
+            </w:r>
+            <w:proofErr w:type="spellEnd"/>
+            <w:r>
+              <w:rPr>
+                <w:rFonts w:ascii="Times New Roman" w:eastAsia="Times New Roman" w:hAnsi="Times New Roman" w:cs="Times New Roman"/>
+                <w:sz w:val="24"/>
+                <w:szCs w:val="24"/>
+              </w:rPr>
+              <w:t xml:space="preserve"> </w:t>
+            </w:r>
+            <w:proofErr w:type="spellStart"/>
+            <w:r>
+              <w:rPr>
+                <w:rFonts w:ascii="Times New Roman" w:eastAsia="Times New Roman" w:hAnsi="Times New Roman" w:cs="Times New Roman"/>
+                <w:sz w:val="24"/>
+                <w:szCs w:val="24"/>
+              </w:rPr>
+              <w:t>nghiệp</w:t>
+            </w:r>
+            <w:proofErr w:type="spellEnd"/>
+            <w:r>
+              <w:rPr>
+                <w:rFonts w:ascii="Times New Roman" w:eastAsia="Times New Roman" w:hAnsi="Times New Roman" w:cs="Times New Roman"/>
+                <w:sz w:val="24"/>
+                <w:szCs w:val="24"/>
+              </w:rPr>
+              <w:t xml:space="preserve"> </w:t>
+            </w:r>
+            <w:proofErr w:type="spellStart"/>
+            <w:r>
+              <w:rPr>
+                <w:rFonts w:ascii="Times New Roman" w:eastAsia="Times New Roman" w:hAnsi="Times New Roman" w:cs="Times New Roman"/>
+                <w:sz w:val="24"/>
+                <w:szCs w:val="24"/>
+              </w:rPr>
+              <w:t>vụ</w:t>
+            </w:r>
+            <w:proofErr w:type="spellEnd"/>
+            <w:r>
+              <w:rPr>
+                <w:rFonts w:ascii="Times New Roman" w:eastAsia="Times New Roman" w:hAnsi="Times New Roman" w:cs="Times New Roman"/>
+                <w:sz w:val="24"/>
+                <w:szCs w:val="24"/>
+              </w:rPr>
+              <w:t xml:space="preserve"> </w:t>
+            </w:r>
+            <w:proofErr w:type="spellStart"/>
+            <w:r>
+              <w:rPr>
+                <w:rFonts w:ascii="Times New Roman" w:eastAsia="Times New Roman" w:hAnsi="Times New Roman" w:cs="Times New Roman"/>
+                <w:sz w:val="24"/>
+                <w:szCs w:val="24"/>
+              </w:rPr>
               <w:t>và</w:t>
             </w:r>
             <w:proofErr w:type="spellEnd"/>
@@ -10660,97 +10648,79 @@
                 <w:sz w:val="24"/>
                 <w:szCs w:val="24"/>
               </w:rPr>
-              <w:t>yêu</w:t>
-            </w:r>
-            <w:proofErr w:type="spellEnd"/>
-            <w:r>
-              <w:rPr>
-                <w:rFonts w:ascii="Times New Roman" w:eastAsia="Times New Roman" w:hAnsi="Times New Roman" w:cs="Times New Roman"/>
-                <w:sz w:val="24"/>
-                <w:szCs w:val="24"/>
-              </w:rPr>
-              <w:t xml:space="preserve"> </w:t>
-            </w:r>
-            <w:proofErr w:type="spellStart"/>
-            <w:r>
-              <w:rPr>
-                <w:rFonts w:ascii="Times New Roman" w:eastAsia="Times New Roman" w:hAnsi="Times New Roman" w:cs="Times New Roman"/>
-                <w:sz w:val="24"/>
-                <w:szCs w:val="24"/>
-              </w:rPr>
-              <w:t>cầu</w:t>
-            </w:r>
-            <w:proofErr w:type="spellEnd"/>
-            <w:r>
-              <w:rPr>
-                <w:rFonts w:ascii="Times New Roman" w:eastAsia="Times New Roman" w:hAnsi="Times New Roman" w:cs="Times New Roman"/>
-                <w:sz w:val="24"/>
-                <w:szCs w:val="24"/>
-              </w:rPr>
-              <w:t xml:space="preserve"> </w:t>
-            </w:r>
-            <w:proofErr w:type="spellStart"/>
-            <w:r>
-              <w:rPr>
-                <w:rFonts w:ascii="Times New Roman" w:eastAsia="Times New Roman" w:hAnsi="Times New Roman" w:cs="Times New Roman"/>
-                <w:sz w:val="24"/>
-                <w:szCs w:val="24"/>
-              </w:rPr>
-              <w:t>nghiệp</w:t>
-            </w:r>
-            <w:proofErr w:type="spellEnd"/>
-            <w:r>
-              <w:rPr>
-                <w:rFonts w:ascii="Times New Roman" w:eastAsia="Times New Roman" w:hAnsi="Times New Roman" w:cs="Times New Roman"/>
-                <w:sz w:val="24"/>
-                <w:szCs w:val="24"/>
-              </w:rPr>
-              <w:t xml:space="preserve"> </w:t>
-            </w:r>
-            <w:proofErr w:type="spellStart"/>
-            <w:r>
-              <w:rPr>
-                <w:rFonts w:ascii="Times New Roman" w:eastAsia="Times New Roman" w:hAnsi="Times New Roman" w:cs="Times New Roman"/>
-                <w:sz w:val="24"/>
-                <w:szCs w:val="24"/>
-              </w:rPr>
-              <w:t>vụ</w:t>
-            </w:r>
-            <w:proofErr w:type="spellEnd"/>
-            <w:r>
-              <w:rPr>
-                <w:rFonts w:ascii="Times New Roman" w:eastAsia="Times New Roman" w:hAnsi="Times New Roman" w:cs="Times New Roman"/>
-                <w:sz w:val="24"/>
-                <w:szCs w:val="24"/>
-              </w:rPr>
-              <w:t xml:space="preserve"> </w:t>
-            </w:r>
-            <w:proofErr w:type="spellStart"/>
-            <w:r>
-              <w:rPr>
-                <w:rFonts w:ascii="Times New Roman" w:eastAsia="Times New Roman" w:hAnsi="Times New Roman" w:cs="Times New Roman"/>
-                <w:sz w:val="24"/>
-                <w:szCs w:val="24"/>
-              </w:rPr>
-              <w:t>tương</w:t>
-            </w:r>
-            <w:proofErr w:type="spellEnd"/>
-            <w:r>
-              <w:rPr>
-                <w:rFonts w:ascii="Times New Roman" w:eastAsia="Times New Roman" w:hAnsi="Times New Roman" w:cs="Times New Roman"/>
-                <w:sz w:val="24"/>
-                <w:szCs w:val="24"/>
-              </w:rPr>
-              <w:t xml:space="preserve"> </w:t>
-            </w:r>
-            <w:proofErr w:type="spellStart"/>
-            <w:r>
-              <w:rPr>
-                <w:rFonts w:ascii="Times New Roman" w:eastAsia="Times New Roman" w:hAnsi="Times New Roman" w:cs="Times New Roman"/>
-                <w:sz w:val="24"/>
-                <w:szCs w:val="24"/>
-              </w:rPr>
-              <w:t>ứng</w:t>
+              <w:t>kiểm</w:t>
+            </w:r>
+            <w:proofErr w:type="spellEnd"/>
+            <w:r>
+              <w:rPr>
+                <w:rFonts w:ascii="Times New Roman" w:eastAsia="Times New Roman" w:hAnsi="Times New Roman" w:cs="Times New Roman"/>
+                <w:sz w:val="24"/>
+                <w:szCs w:val="24"/>
+              </w:rPr>
+              <w:t xml:space="preserve"> </w:t>
+            </w:r>
+            <w:proofErr w:type="spellStart"/>
+            <w:r>
+              <w:rPr>
+                <w:rFonts w:ascii="Times New Roman" w:eastAsia="Times New Roman" w:hAnsi="Times New Roman" w:cs="Times New Roman"/>
+                <w:sz w:val="24"/>
+                <w:szCs w:val="24"/>
+              </w:rPr>
+              <w:t>thử</w:t>
+            </w:r>
+            <w:proofErr w:type="spellEnd"/>
+            <w:r>
+              <w:rPr>
+                <w:rFonts w:ascii="Times New Roman" w:eastAsia="Times New Roman" w:hAnsi="Times New Roman" w:cs="Times New Roman"/>
+                <w:sz w:val="24"/>
+                <w:szCs w:val="24"/>
+              </w:rPr>
+              <w:t xml:space="preserve"> </w:t>
+            </w:r>
+            <w:proofErr w:type="spellStart"/>
+            <w:r>
+              <w:rPr>
+                <w:rFonts w:ascii="Times New Roman" w:eastAsia="Times New Roman" w:hAnsi="Times New Roman" w:cs="Times New Roman"/>
+                <w:sz w:val="24"/>
+                <w:szCs w:val="24"/>
+              </w:rPr>
+              <w:t>lại</w:t>
+            </w:r>
+            <w:proofErr w:type="spellEnd"/>
+            <w:r>
+              <w:rPr>
+                <w:rFonts w:ascii="Times New Roman" w:eastAsia="Times New Roman" w:hAnsi="Times New Roman" w:cs="Times New Roman"/>
+                <w:sz w:val="24"/>
+                <w:szCs w:val="24"/>
+              </w:rPr>
+              <w:t xml:space="preserve"> </w:t>
+            </w:r>
+            <w:proofErr w:type="spellStart"/>
+            <w:r>
+              <w:rPr>
+                <w:rFonts w:ascii="Times New Roman" w:eastAsia="Times New Roman" w:hAnsi="Times New Roman" w:cs="Times New Roman"/>
+                <w:sz w:val="24"/>
+                <w:szCs w:val="24"/>
+              </w:rPr>
+              <w:t>chức</w:t>
+            </w:r>
+            <w:proofErr w:type="spellEnd"/>
+            <w:r>
+              <w:rPr>
+                <w:rFonts w:ascii="Times New Roman" w:eastAsia="Times New Roman" w:hAnsi="Times New Roman" w:cs="Times New Roman"/>
+                <w:sz w:val="24"/>
+                <w:szCs w:val="24"/>
+              </w:rPr>
+              <w:t xml:space="preserve"> </w:t>
+            </w:r>
+            <w:proofErr w:type="spellStart"/>
+            <w:r>
+              <w:rPr>
+                <w:rFonts w:ascii="Times New Roman" w:eastAsia="Times New Roman" w:hAnsi="Times New Roman" w:cs="Times New Roman"/>
+                <w:sz w:val="24"/>
+                <w:szCs w:val="24"/>
+              </w:rPr>
+              <w:t>năng</w:t>
             </w:r>
             <w:proofErr w:type="spellEnd"/>
           </w:p>
@@ -11952,25 +11922,7 @@
                 <w:sz w:val="24"/>
                 <w:szCs w:val="24"/>
               </w:rPr>
-              <w:t xml:space="preserve"> Sprint </w:t>
-            </w:r>
-            <w:proofErr w:type="gramStart"/>
-            <w:r>
-              <w:rPr>
-                <w:rFonts w:ascii="Times New Roman" w:eastAsia="Times New Roman" w:hAnsi="Times New Roman" w:cs="Times New Roman"/>
-                <w:sz w:val="24"/>
-                <w:szCs w:val="24"/>
-              </w:rPr>
-              <w:t>4:B</w:t>
-            </w:r>
-            <w:proofErr w:type="gramEnd"/>
-            <w:r>
-              <w:rPr>
-                <w:rFonts w:ascii="Times New Roman" w:eastAsia="Times New Roman" w:hAnsi="Times New Roman" w:cs="Times New Roman"/>
-                <w:sz w:val="24"/>
-                <w:szCs w:val="24"/>
-              </w:rPr>
-              <w:t xml:space="preserve">1,B2,B5 </w:t>
+              <w:t xml:space="preserve"> Sprint 4:B1,B2,B5 </w:t>
             </w:r>
             <w:proofErr w:type="spellStart"/>
             <w:r>
@@ -12407,132 +12359,6 @@
                 <w:sz w:val="24"/>
                 <w:szCs w:val="24"/>
               </w:rPr>
-              <w:t>xem</w:t>
-            </w:r>
-            <w:proofErr w:type="spellEnd"/>
-            <w:r>
-              <w:rPr>
-                <w:rFonts w:ascii="Times New Roman" w:eastAsia="Times New Roman" w:hAnsi="Times New Roman" w:cs="Times New Roman"/>
-                <w:sz w:val="24"/>
-                <w:szCs w:val="24"/>
-              </w:rPr>
-              <w:t xml:space="preserve"> chi </w:t>
-            </w:r>
-            <w:proofErr w:type="spellStart"/>
-            <w:r>
-              <w:rPr>
-                <w:rFonts w:ascii="Times New Roman" w:eastAsia="Times New Roman" w:hAnsi="Times New Roman" w:cs="Times New Roman"/>
-                <w:sz w:val="24"/>
-                <w:szCs w:val="24"/>
-              </w:rPr>
-              <w:t>tiết</w:t>
-            </w:r>
-            <w:proofErr w:type="spellEnd"/>
-            <w:r>
-              <w:rPr>
-                <w:rFonts w:ascii="Times New Roman" w:eastAsia="Times New Roman" w:hAnsi="Times New Roman" w:cs="Times New Roman"/>
-                <w:sz w:val="24"/>
-                <w:szCs w:val="24"/>
-              </w:rPr>
-              <w:t xml:space="preserve"> </w:t>
-            </w:r>
-            <w:proofErr w:type="spellStart"/>
-            <w:r>
-              <w:rPr>
-                <w:rFonts w:ascii="Times New Roman" w:eastAsia="Times New Roman" w:hAnsi="Times New Roman" w:cs="Times New Roman"/>
-                <w:sz w:val="24"/>
-                <w:szCs w:val="24"/>
-              </w:rPr>
-              <w:t>phiếu</w:t>
-            </w:r>
-            <w:proofErr w:type="spellEnd"/>
-            <w:r>
-              <w:rPr>
-                <w:rFonts w:ascii="Times New Roman" w:eastAsia="Times New Roman" w:hAnsi="Times New Roman" w:cs="Times New Roman"/>
-                <w:sz w:val="24"/>
-                <w:szCs w:val="24"/>
-              </w:rPr>
-              <w:t xml:space="preserve"> </w:t>
-            </w:r>
-            <w:proofErr w:type="spellStart"/>
-            <w:r>
-              <w:rPr>
-                <w:rFonts w:ascii="Times New Roman" w:eastAsia="Times New Roman" w:hAnsi="Times New Roman" w:cs="Times New Roman"/>
-                <w:sz w:val="24"/>
-                <w:szCs w:val="24"/>
-              </w:rPr>
-              <w:t>thăm</w:t>
-            </w:r>
-            <w:proofErr w:type="spellEnd"/>
-            <w:r>
-              <w:rPr>
-                <w:rFonts w:ascii="Times New Roman" w:eastAsia="Times New Roman" w:hAnsi="Times New Roman" w:cs="Times New Roman"/>
-                <w:sz w:val="24"/>
-                <w:szCs w:val="24"/>
-              </w:rPr>
-              <w:t xml:space="preserve"> </w:t>
-            </w:r>
-            <w:proofErr w:type="spellStart"/>
-            <w:r>
-              <w:rPr>
-                <w:rFonts w:ascii="Times New Roman" w:eastAsia="Times New Roman" w:hAnsi="Times New Roman" w:cs="Times New Roman"/>
-                <w:sz w:val="24"/>
-                <w:szCs w:val="24"/>
-              </w:rPr>
-              <w:t>khám</w:t>
-            </w:r>
-            <w:proofErr w:type="spellEnd"/>
-            <w:r>
-              <w:rPr>
-                <w:rFonts w:ascii="Times New Roman" w:eastAsia="Times New Roman" w:hAnsi="Times New Roman" w:cs="Times New Roman"/>
-                <w:sz w:val="24"/>
-                <w:szCs w:val="24"/>
-              </w:rPr>
-              <w:t xml:space="preserve"> </w:t>
-            </w:r>
-            <w:proofErr w:type="spellStart"/>
-            <w:r>
-              <w:rPr>
-                <w:rFonts w:ascii="Times New Roman" w:eastAsia="Times New Roman" w:hAnsi="Times New Roman" w:cs="Times New Roman"/>
-                <w:sz w:val="24"/>
-                <w:szCs w:val="24"/>
-              </w:rPr>
-              <w:t>của</w:t>
-            </w:r>
-            <w:proofErr w:type="spellEnd"/>
-            <w:r>
-              <w:rPr>
-                <w:rFonts w:ascii="Times New Roman" w:eastAsia="Times New Roman" w:hAnsi="Times New Roman" w:cs="Times New Roman"/>
-                <w:sz w:val="24"/>
-                <w:szCs w:val="24"/>
-              </w:rPr>
-              <w:t xml:space="preserve"> </w:t>
-            </w:r>
-            <w:proofErr w:type="spellStart"/>
-            <w:r>
-              <w:rPr>
-                <w:rFonts w:ascii="Times New Roman" w:eastAsia="Times New Roman" w:hAnsi="Times New Roman" w:cs="Times New Roman"/>
-                <w:sz w:val="24"/>
-                <w:szCs w:val="24"/>
-              </w:rPr>
-              <w:t>mình</w:t>
-            </w:r>
-            <w:proofErr w:type="spellEnd"/>
-            <w:r>
-              <w:rPr>
-                <w:rFonts w:ascii="Times New Roman" w:eastAsia="Times New Roman" w:hAnsi="Times New Roman" w:cs="Times New Roman"/>
-                <w:sz w:val="24"/>
-                <w:szCs w:val="24"/>
-              </w:rPr>
-              <w:t xml:space="preserve"> </w:t>
-            </w:r>
-            <w:proofErr w:type="spellStart"/>
-            <w:r>
-              <w:rPr>
-                <w:rFonts w:ascii="Times New Roman" w:eastAsia="Times New Roman" w:hAnsi="Times New Roman" w:cs="Times New Roman"/>
-                <w:sz w:val="24"/>
-                <w:szCs w:val="24"/>
-              </w:rPr>
               <w:t>và</w:t>
             </w:r>
             <w:proofErr w:type="spellEnd"/>
@@ -12569,7 +12395,23 @@
                 <w:sz w:val="24"/>
                 <w:szCs w:val="24"/>
               </w:rPr>
-              <w:t>nhạn</w:t>
+              <w:t>nh</w:t>
+            </w:r>
+            <w:r>
+              <w:rPr>
+                <w:rFonts w:ascii="Times New Roman" w:eastAsia="Times New Roman" w:hAnsi="Times New Roman" w:cs="Times New Roman"/>
+                <w:sz w:val="24"/>
+                <w:szCs w:val="24"/>
+              </w:rPr>
+              <w:t>ậ</w:t>
+            </w:r>
+            <w:r>
+              <w:rPr>
+                <w:rFonts w:ascii="Times New Roman" w:eastAsia="Times New Roman" w:hAnsi="Times New Roman" w:cs="Times New Roman"/>
+                <w:sz w:val="24"/>
+                <w:szCs w:val="24"/>
+              </w:rPr>
+              <w:t>n</w:t>
             </w:r>
             <w:proofErr w:type="spellEnd"/>
             <w:r>
@@ -14038,7 +13880,6 @@
               <w:t xml:space="preserve"> </w:t>
             </w:r>
             <w:proofErr w:type="spellStart"/>
-            <w:proofErr w:type="gramStart"/>
             <w:r>
               <w:rPr>
                 <w:rFonts w:ascii="Times New Roman" w:eastAsia="Times New Roman" w:hAnsi="Times New Roman" w:cs="Times New Roman"/>
@@ -14048,7 +13889,6 @@
               <w:t>khám,trạng</w:t>
             </w:r>
             <w:proofErr w:type="spellEnd"/>
-            <w:proofErr w:type="gramEnd"/>
             <w:r>
               <w:rPr>
                 <w:rFonts w:ascii="Times New Roman" w:eastAsia="Times New Roman" w:hAnsi="Times New Roman" w:cs="Times New Roman"/>
